--- a/klagomål/A 27925-2026 FSC-klagomål.docx
+++ b/klagomål/A 27925-2026 FSC-klagomål.docx
@@ -854,7 +854,7 @@
     <w:r>
       <w:tab/>
       <w:tab/>
-      <w:t>2026-07-13</w:t>
+      <w:t>2026-07-14</w:t>
       <w:br/>
       <w:br/>
     </w:r>

--- a/klagomål/A 27925-2026 FSC-klagomål.docx
+++ b/klagomål/A 27925-2026 FSC-klagomål.docx
@@ -854,7 +854,7 @@
     <w:r>
       <w:tab/>
       <w:tab/>
-      <w:t>2026-07-14</w:t>
+      <w:t>2026-07-15</w:t>
       <w:br/>
       <w:br/>
     </w:r>

--- a/klagomål/A 27925-2026 FSC-klagomål.docx
+++ b/klagomål/A 27925-2026 FSC-klagomål.docx
@@ -854,7 +854,7 @@
     <w:r>
       <w:tab/>
       <w:tab/>
-      <w:t>2026-07-15</w:t>
+      <w:t>2026-07-16</w:t>
       <w:br/>
       <w:br/>
     </w:r>

--- a/klagomål/A 27925-2026 FSC-klagomål.docx
+++ b/klagomål/A 27925-2026 FSC-klagomål.docx
@@ -854,7 +854,7 @@
     <w:r>
       <w:tab/>
       <w:tab/>
-      <w:t>2026-07-16</w:t>
+      <w:t>2026-07-17</w:t>
       <w:br/>
       <w:br/>
     </w:r>

--- a/klagomål/A 27925-2026 FSC-klagomål.docx
+++ b/klagomål/A 27925-2026 FSC-klagomål.docx
@@ -854,7 +854,7 @@
     <w:r>
       <w:tab/>
       <w:tab/>
-      <w:t>2026-07-17</w:t>
+      <w:t>2026-07-18</w:t>
       <w:br/>
       <w:br/>
     </w:r>

--- a/klagomål/A 27925-2026 FSC-klagomål.docx
+++ b/klagomål/A 27925-2026 FSC-klagomål.docx
@@ -854,7 +854,7 @@
     <w:r>
       <w:tab/>
       <w:tab/>
-      <w:t>2026-07-18</w:t>
+      <w:t>2026-07-19</w:t>
       <w:br/>
       <w:br/>
     </w:r>

--- a/klagomål/A 27925-2026 FSC-klagomål.docx
+++ b/klagomål/A 27925-2026 FSC-klagomål.docx
@@ -854,7 +854,7 @@
     <w:r>
       <w:tab/>
       <w:tab/>
-      <w:t>2026-07-19</w:t>
+      <w:t>2026-07-20</w:t>
       <w:br/>
       <w:br/>
     </w:r>

--- a/klagomål/A 27925-2026 FSC-klagomål.docx
+++ b/klagomål/A 27925-2026 FSC-klagomål.docx
@@ -854,7 +854,7 @@
     <w:r>
       <w:tab/>
       <w:tab/>
-      <w:t>2026-07-20</w:t>
+      <w:t>2026-07-21</w:t>
       <w:br/>
       <w:br/>
     </w:r>

--- a/klagomål/A 27925-2026 FSC-klagomål.docx
+++ b/klagomål/A 27925-2026 FSC-klagomål.docx
@@ -854,7 +854,7 @@
     <w:r>
       <w:tab/>
       <w:tab/>
-      <w:t>2026-07-21</w:t>
+      <w:t>2026-07-22</w:t>
       <w:br/>
       <w:br/>
     </w:r>

--- a/klagomål/A 27925-2026 FSC-klagomål.docx
+++ b/klagomål/A 27925-2026 FSC-klagomål.docx
@@ -854,7 +854,7 @@
     <w:r>
       <w:tab/>
       <w:tab/>
-      <w:t>2026-07-22</w:t>
+      <w:t>2026-07-23</w:t>
       <w:br/>
       <w:br/>
     </w:r>

--- a/klagomål/A 27925-2026 FSC-klagomål.docx
+++ b/klagomål/A 27925-2026 FSC-klagomål.docx
@@ -854,7 +854,7 @@
     <w:r>
       <w:tab/>
       <w:tab/>
-      <w:t>2026-07-23</w:t>
+      <w:t>2026-07-24</w:t>
       <w:br/>
       <w:br/>
     </w:r>

--- a/klagomål/A 27925-2026 FSC-klagomål.docx
+++ b/klagomål/A 27925-2026 FSC-klagomål.docx
@@ -216,7 +216,7 @@
         <w:spacing w:after="240"/>
       </w:pPr>
       <w:r>
-        <w:t>Figur 1. Fyndplatser för naturvårdsarter i och inom 22 meter från avverkningsanmälan. Markörer utan svart kant är placerade på fyndplatsen. Markörer med svart kant är placerade vid sidan av fyndplatsen har ett svart streck som visar fyndplatsens exakta position. Kartans mittpunktskoordinat är N 6512078, E 512751 i SWEREF 99 TM.</w:t>
+        <w:t>Figur 1. Fyndplatser för naturvårdsarter i och inom 22 meter från avverkningsanmälan. Markörer utan svart kant är placerade på fyndplatsen. Markörer med svart kant är placerade vid sidan av fyndplatsen och har ett svart streck som visar fyndplatsens exakta position. Kartans mittpunktskoordinat är N 6512078, E 512751 i SWEREF 99 TM.</w:t>
       </w:r>
     </w:p>
     <w:p>
@@ -854,7 +854,7 @@
     <w:r>
       <w:tab/>
       <w:tab/>
-      <w:t>2026-08-14</w:t>
+      <w:t>2026-08-15</w:t>
       <w:br/>
       <w:br/>
     </w:r>

--- a/klagomål/A 27925-2026 FSC-klagomål.docx
+++ b/klagomål/A 27925-2026 FSC-klagomål.docx
@@ -854,7 +854,7 @@
     <w:r>
       <w:tab/>
       <w:tab/>
-      <w:t>2026-08-15</w:t>
+      <w:t>2026-08-16</w:t>
       <w:br/>
       <w:br/>
     </w:r>

--- a/klagomål/A 27925-2026 FSC-klagomål.docx
+++ b/klagomål/A 27925-2026 FSC-klagomål.docx
@@ -854,7 +854,7 @@
     <w:r>
       <w:tab/>
       <w:tab/>
-      <w:t>2026-08-16</w:t>
+      <w:t>2026-08-17</w:t>
       <w:br/>
       <w:br/>
     </w:r>

--- a/klagomål/A 27925-2026 FSC-klagomål.docx
+++ b/klagomål/A 27925-2026 FSC-klagomål.docx
@@ -854,7 +854,7 @@
     <w:r>
       <w:tab/>
       <w:tab/>
-      <w:t>2026-08-17</w:t>
+      <w:t>2026-08-18</w:t>
       <w:br/>
       <w:br/>
     </w:r>

--- a/klagomål/A 27925-2026 FSC-klagomål.docx
+++ b/klagomål/A 27925-2026 FSC-klagomål.docx
@@ -854,7 +854,7 @@
     <w:r>
       <w:tab/>
       <w:tab/>
-      <w:t>2026-08-18</w:t>
+      <w:t>2026-08-19</w:t>
       <w:br/>
       <w:br/>
     </w:r>

--- a/klagomål/A 27925-2026 FSC-klagomål.docx
+++ b/klagomål/A 27925-2026 FSC-klagomål.docx
@@ -854,7 +854,7 @@
     <w:r>
       <w:tab/>
       <w:tab/>
-      <w:t>2026-08-19</w:t>
+      <w:t>2026-08-20</w:t>
       <w:br/>
       <w:br/>
     </w:r>

--- a/klagomål/A 27925-2026 FSC-klagomål.docx
+++ b/klagomål/A 27925-2026 FSC-klagomål.docx
@@ -854,7 +854,7 @@
     <w:r>
       <w:tab/>
       <w:tab/>
-      <w:t>2026-08-20</w:t>
+      <w:t>2026-08-21</w:t>
       <w:br/>
       <w:br/>
     </w:r>

--- a/klagomål/A 27925-2026 FSC-klagomål.docx
+++ b/klagomål/A 27925-2026 FSC-klagomål.docx
@@ -854,7 +854,7 @@
     <w:r>
       <w:tab/>
       <w:tab/>
-      <w:t>2026-08-21</w:t>
+      <w:t>2026-08-22</w:t>
       <w:br/>
       <w:br/>
     </w:r>

--- a/klagomål/A 27925-2026 FSC-klagomål.docx
+++ b/klagomål/A 27925-2026 FSC-klagomål.docx
@@ -854,7 +854,7 @@
     <w:r>
       <w:tab/>
       <w:tab/>
-      <w:t>2026-08-22</w:t>
+      <w:t>2026-08-23</w:t>
       <w:br/>
       <w:br/>
     </w:r>

--- a/klagomål/A 27925-2026 FSC-klagomål.docx
+++ b/klagomål/A 27925-2026 FSC-klagomål.docx
@@ -854,7 +854,7 @@
     <w:r>
       <w:tab/>
       <w:tab/>
-      <w:t>2026-08-23</w:t>
+      <w:t>2026-08-24</w:t>
       <w:br/>
       <w:br/>
     </w:r>

--- a/klagomål/A 27925-2026 FSC-klagomål.docx
+++ b/klagomål/A 27925-2026 FSC-klagomål.docx
@@ -854,7 +854,7 @@
     <w:r>
       <w:tab/>
       <w:tab/>
-      <w:t>2026-08-24</w:t>
+      <w:t>2026-08-25</w:t>
       <w:br/>
       <w:br/>
     </w:r>

--- a/klagomål/A 27925-2026 FSC-klagomål.docx
+++ b/klagomål/A 27925-2026 FSC-klagomål.docx
@@ -854,7 +854,7 @@
     <w:r>
       <w:tab/>
       <w:tab/>
-      <w:t>2026-08-25</w:t>
+      <w:t>2026-08-26</w:t>
       <w:br/>
       <w:br/>
     </w:r>

--- a/klagomål/A 27925-2026 FSC-klagomål.docx
+++ b/klagomål/A 27925-2026 FSC-klagomål.docx
@@ -854,7 +854,7 @@
     <w:r>
       <w:tab/>
       <w:tab/>
-      <w:t>2026-08-26</w:t>
+      <w:t>2026-08-27</w:t>
       <w:br/>
       <w:br/>
     </w:r>

--- a/klagomål/A 27925-2026 FSC-klagomål.docx
+++ b/klagomål/A 27925-2026 FSC-klagomål.docx
@@ -854,7 +854,7 @@
     <w:r>
       <w:tab/>
       <w:tab/>
-      <w:t>2026-08-27</w:t>
+      <w:t>2026-08-28</w:t>
       <w:br/>
       <w:br/>
     </w:r>

--- a/klagomål/A 27925-2026 FSC-klagomål.docx
+++ b/klagomål/A 27925-2026 FSC-klagomål.docx
@@ -854,7 +854,7 @@
     <w:r>
       <w:tab/>
       <w:tab/>
-      <w:t>2026-08-28</w:t>
+      <w:t>2026-08-29</w:t>
       <w:br/>
       <w:br/>
     </w:r>

--- a/klagomål/A 27925-2026 FSC-klagomål.docx
+++ b/klagomål/A 27925-2026 FSC-klagomål.docx
@@ -854,7 +854,7 @@
     <w:r>
       <w:tab/>
       <w:tab/>
-      <w:t>2026-08-29</w:t>
+      <w:t>2026-08-31</w:t>
       <w:br/>
       <w:br/>
     </w:r>

--- a/klagomål/A 27925-2026 FSC-klagomål.docx
+++ b/klagomål/A 27925-2026 FSC-klagomål.docx
@@ -854,7 +854,7 @@
     <w:r>
       <w:tab/>
       <w:tab/>
-      <w:t>2026-08-31</w:t>
+      <w:t>2026-09-01</w:t>
       <w:br/>
       <w:br/>
     </w:r>

--- a/klagomål/A 27925-2026 FSC-klagomål.docx
+++ b/klagomål/A 27925-2026 FSC-klagomål.docx
@@ -854,7 +854,7 @@
     <w:r>
       <w:tab/>
       <w:tab/>
-      <w:t>2026-09-01</w:t>
+      <w:t>2026-09-02</w:t>
       <w:br/>
       <w:br/>
     </w:r>

--- a/klagomål/A 27925-2026 FSC-klagomål.docx
+++ b/klagomål/A 27925-2026 FSC-klagomål.docx
@@ -854,7 +854,7 @@
     <w:r>
       <w:tab/>
       <w:tab/>
-      <w:t>2026-09-02</w:t>
+      <w:t>2026-09-03</w:t>
       <w:br/>
       <w:br/>
     </w:r>

--- a/klagomål/A 27925-2026 FSC-klagomål.docx
+++ b/klagomål/A 27925-2026 FSC-klagomål.docx
@@ -854,7 +854,7 @@
     <w:r>
       <w:tab/>
       <w:tab/>
-      <w:t>2026-09-03</w:t>
+      <w:t>2026-09-04</w:t>
       <w:br/>
       <w:br/>
     </w:r>

--- a/klagomål/A 27925-2026 FSC-klagomål.docx
+++ b/klagomål/A 27925-2026 FSC-klagomål.docx
@@ -178,7 +178,7 @@
       <w:r>
         <w:drawing>
           <wp:inline xmlns:a="http://schemas.openxmlformats.org/drawingml/2006/main" xmlns:pic="http://schemas.openxmlformats.org/drawingml/2006/picture">
-            <wp:extent cx="5486400" cy="4816116"/>
+            <wp:extent cx="5486400" cy="4788669"/>
             <wp:docPr id="1" name="Picture 1"/>
             <wp:cNvGraphicFramePr>
               <a:graphicFrameLocks noChangeAspect="1"/>
@@ -199,7 +199,7 @@
                   <pic:spPr>
                     <a:xfrm>
                       <a:off x="0" y="0"/>
-                      <a:ext cx="5486400" cy="4816116"/>
+                      <a:ext cx="5486400" cy="4788669"/>
                     </a:xfrm>
                     <a:prstGeom prst="rect"/>
                   </pic:spPr>
@@ -221,7 +221,7 @@
     </w:p>
     <w:p>
       <w:r>
-        <w:t>I och inom 22 meter från avverkningsanmälan finns fynd av 6 naturvårdsarter, varav 2 är rödlistade, 4 är fridlysta, 1 är typisk (T) och 2 är signalarter (S): grönfink (VU, §4), talltita (NT, §4), björksplintborre (S), vågbandad barkbock (S), tofsmes (T, §4) och revlummer (§9). Se Figur 1.</w:t>
+        <w:t>I och inom 22 meter från avverkningsanmälan finns fynd av 13 naturvårdsarter, varav 4 är rödlistade, 6 är fridlysta, 5 är typiska (T) och 5 är signalarter (S): grönfink (VU, §4), dropptaggsvamp (NT, T), grönhjon (NT), talltita (NT, §4), björksplintborre (S), blåmossa (S, T), bronshjon (S, T), thomsons trägnagare (S), vågbandad barkbock (S), tjäder (T, §4), tofsmes (T, §4), fläcknycklar (§8) och revlummer (§9). Se Figur 1.</w:t>
       </w:r>
     </w:p>
     <w:p>
@@ -252,6 +252,37 @@
         <w:rPr>
           <w:b/>
         </w:rPr>
+        <w:t>Dropptaggsvamp (NT)</w:t>
+      </w:r>
+      <w:r>
+        <w:t xml:space="preserve"> bildar mykorrhiza med tall, främst i barrskog med trädkontinuitet, i magra, torra och ljusöppna lavtallskogar och i barrblandskogar med friskmossor och lingon i fältskiktet. Den totala populationen i landet har minskat och bedöms fortsätta minska till följd av slutavverkningar av tallskog. Det är högst oklart om arten långsiktigt kan etablera och reproducera sig i skogsbestånd som brukas med trakthyggesmetoder, markberedning, gödsling eller föryngring med förädlat plantmaterial. Uppfyller kriterierna för att bli rödlistad på grund av ny kunskap som visar att en större andel av populationen än tidigare bedömt är knuten till kontinuitetsbarrskog. Minskningstakten för den svenska populationen bedöms vara nära gränsvärdet för Sårbar (VU). Dropptaggsvamp är typisk art för </w:t>
+      </w:r>
+      <w:r>
+        <w:rPr>
+          <w:i/>
+        </w:rPr>
+        <w:t xml:space="preserve">9010 Taiga </w:t>
+      </w:r>
+      <w:r>
+        <w:t>(SLU Artdatabanken, 2026).</w:t>
+      </w:r>
+    </w:p>
+    <w:p>
+      <w:r>
+        <w:rPr>
+          <w:b/>
+        </w:rPr>
+        <w:t>Grönhjon (NT)</w:t>
+      </w:r>
+      <w:r>
+        <w:t xml:space="preserve"> är en skalbagge vars larvutveckling framför allt sker i grovbarkiga grenar (minst 3–5 cm tjocka) på gamla granar, men även i klena stamdelar av barrträd, främst gran, i mindre omfattning tall. Arten är knuten till gamla och gärna glesa granskogar där det finns långsamväxande träd med välutvecklat grenverk. Larverna lever i den skrovliga barken och gör en flera cm bred platt gång som mest liknar en rund håla och är tydligt nedsänkt i vedytan. I kanten av eller mitt på gången finner man en 5 mm bred, oval gång in i grenens ved där arten gör sin puppkammare. Insekten kläcks sedan ut genom samma gång. Främsta hotet är att gamla granar med grova grenar försvinner genom skogsbruk. Äldre granbestånd bör sparas så långt det är möjligt, och inte gallras eller slutavverkas (SLU Artdatabanken, 2024).</w:t>
+      </w:r>
+    </w:p>
+    <w:p>
+      <w:r>
+        <w:rPr>
+          <w:b/>
+        </w:rPr>
         <w:t>Talltita (NT, §4)</w:t>
       </w:r>
       <w:r>
@@ -274,10 +305,88 @@
         <w:rPr>
           <w:b/>
         </w:rPr>
+        <w:t xml:space="preserve">Blåmossa </w:t>
+      </w:r>
+      <w:r>
+        <w:t xml:space="preserve">har karaktäristiska kuddar som är lätta att se på långt håll. Mycket stora kuddar, större än 0,5 meter i höjd, indikerar höga naturvärden där skogen har en lång period av orördhet oh stabila miljöförhållanden. Mossan växer under gynnsamma omständigheter cirka 1 centimeter per år och stora kuddar kan därför indirekt visa att lokalen varit lämplig under en lång tid. Blåmossa är typisk art för </w:t>
+      </w:r>
+      <w:r>
+        <w:rPr>
+          <w:i/>
+        </w:rPr>
+        <w:t>9010 Taiga, 9080 Lövsumpskog</w:t>
+      </w:r>
+      <w:r>
+        <w:t xml:space="preserve"> och </w:t>
+      </w:r>
+      <w:r>
+        <w:rPr>
+          <w:i/>
+        </w:rPr>
+        <w:t>9750 Svämlövskog</w:t>
+      </w:r>
+      <w:r>
+        <w:t xml:space="preserve"> (SLU Artdatabanken, 2025; Nitare &amp; Skogsstyrelsen, 2019).</w:t>
+      </w:r>
+    </w:p>
+    <w:p>
+      <w:r>
+        <w:rPr>
+          <w:b/>
+        </w:rPr>
+        <w:t>Bronshjon</w:t>
+      </w:r>
+      <w:r>
+        <w:t xml:space="preserve"> är en skalbagge vars larvutveckling sker under grov bark på stammar av döda eller döende barrträd, främst gran, i mindre omfattning tall. Arten är knuten till äldre, naturskogslik granskog med inslag av torkande träd. Bronshjon är typisk art för </w:t>
+      </w:r>
+      <w:r>
+        <w:rPr>
+          <w:i/>
+        </w:rPr>
+        <w:t>9010 Taiga</w:t>
+      </w:r>
+      <w:r>
+        <w:t xml:space="preserve"> (SLU Artdatabanken, 2025).</w:t>
+      </w:r>
+    </w:p>
+    <w:p>
+      <w:r>
+        <w:rPr>
+          <w:b/>
+        </w:rPr>
         <w:t xml:space="preserve">Vågbandad barkbock </w:t>
       </w:r>
       <w:r>
         <w:t>är en långhorning vars larvutveckling sker under bark på nyligen döda stående barrträd, främst gran, mer undantagsvis på tall. Främst i stående träd, särskilt gamla, långsamvuxna granar med grov bark, även i grövre grenar, stubbar eller vindfällen. Arten är starkt knuten till naturskogsliknande granskogar, och gynnas av extrema torrsomrar som försvagar träden. Arten påverkas negativt av brist på kontinuitetsskog och en minskning av populationen pågår eller förväntas ske (SLU Artdatabanken, 2025).</w:t>
+      </w:r>
+    </w:p>
+    <w:p>
+      <w:r>
+        <w:rPr>
+          <w:b/>
+        </w:rPr>
+        <w:t>Tjäder (§4)</w:t>
+      </w:r>
+      <w:r>
+        <w:t xml:space="preserve"> omfattas av bilaga 1 och 2 EU:s fågeldirektiv och är typisk art för </w:t>
+      </w:r>
+      <w:r>
+        <w:rPr>
+          <w:i/>
+        </w:rPr>
+        <w:t xml:space="preserve">9010 Taiga </w:t>
+      </w:r>
+      <w:r>
+        <w:t xml:space="preserve">och </w:t>
+      </w:r>
+      <w:r>
+        <w:rPr>
+          <w:i/>
+        </w:rPr>
+        <w:t>9740 Skogsbevuxen myr</w:t>
+      </w:r>
+      <w:r>
+        <w:t>. Tjädern är en utpräglad skogsfågel knuten till större sammanhängande barrskogsområden. Tupparna och hönorna utnyttjar till viss del olika miljöer, och habitatvalet varierar dessutom mellan olika delar av året. För att det ska finnas livskraftiga tjäderbestånd krävs funktionella skogslandskap med en blandning av uppvuxen, gles och luckig skog, täta sumpskogar, myrar och andra små våtmarker. Arten försvinner när skogen fragmenteras och den sammanlagda arealen hyggen och andra öppna områden blir för stor. Ett småskaligt och försiktigt virkesuttag genom hyggesfria metoder kan i vissa fall vara möjligt i området inom 200 m från lekcentrum. Längre ut från lekcentrum, inom 200–500 m bör den avverkade ytan inte överskrida 1 hektar för att undvika alltför stora och snabba förändringar (Skogsstyrelsen, 2019; SLU Artdatabanken, 2024).</w:t>
       </w:r>
     </w:p>
     <w:p>
@@ -406,7 +515,7 @@
         <w:rPr>
           <w:i/>
         </w:rPr>
-        <w:t>I det avverkningsanmälda skogsområdet har 6 naturvårdsarter varav 2 rödlistade arter sina livsmiljöer och växtplatser.</w:t>
+        <w:t>I det avverkningsanmälda skogsområdet har 13 naturvårdsarter varav 4 rödlistade arter sina livsmiljöer och växtplatser.</w:t>
       </w:r>
     </w:p>
     <w:p>
@@ -715,6 +824,75 @@
     <w:p>
       <w:r>
         <w:t xml:space="preserve">SLU Artdatabanken, 2021. </w:t>
+      </w:r>
+      <w:r>
+        <w:rPr>
+          <w:i/>
+        </w:rPr>
+        <w:t xml:space="preserve">Artfaktablad. Naturvård – artfakta. </w:t>
+      </w:r>
+      <w:r>
+        <w:t>SLU Artdatabanken, Uppsala</w:t>
+      </w:r>
+    </w:p>
+    <w:p>
+      <w:pPr>
+        <w:pStyle w:val="Heading1"/>
+      </w:pPr>
+      <w:r>
+        <w:t>Tjäder – ekologi samt krav på livsmiljön</w:t>
+      </w:r>
+    </w:p>
+    <w:p>
+      <w:r>
+        <w:t xml:space="preserve">Tjäder (§4) omfattas av bilaga 1 och 2 EU:s fågeldirektiv och är typisk art för </w:t>
+      </w:r>
+      <w:r>
+        <w:rPr>
+          <w:i/>
+        </w:rPr>
+        <w:t xml:space="preserve">9010 Taiga </w:t>
+      </w:r>
+      <w:r>
+        <w:t xml:space="preserve">och </w:t>
+      </w:r>
+      <w:r>
+        <w:rPr>
+          <w:i/>
+        </w:rPr>
+        <w:t>9740 Skogsbevuxen myr</w:t>
+      </w:r>
+      <w:r>
+        <w:t>. Tjädern är en utpräglad skogsfågel knuten till större sammanhängande barrskogsområden. Tupparna och hönorna utnyttjar till viss del olika miljöer, och habitatvalet varierar dessutom mellan olika delar av året. För att det ska finnas livskraftiga tjäderbestånd krävs funktionella skogslandskap med en blandning av uppvuxen, gles och luckig skog, täta sumpskogar, myrar och andra små våtmarker (Skogsstyrelsen, 2019; SLU Artdatabanken 2024).</w:t>
+      </w:r>
+    </w:p>
+    <w:p>
+      <w:r>
+        <w:t>Arten försvinner när skogen fragmenteras och den sammanlagda arealen hyggen och andra öppna områden blir för stor. Ett småskaligt och försiktigt virkesuttag genom hyggesfria metoder kan i vissa fall vara möjligt i området inom 200 m från lekcentrum. Längre ut från lekcentrum, inom 200–500 m bör den avverkade ytan inte överskrida 1 hektar för att undvika alltför stora och snabba förändringar (Skogsstyrelsen, 2019).</w:t>
+      </w:r>
+    </w:p>
+    <w:p>
+      <w:pPr>
+        <w:pStyle w:val="Heading2"/>
+      </w:pPr>
+      <w:r>
+        <w:t>Referenser – tjäder</w:t>
+      </w:r>
+    </w:p>
+    <w:p>
+      <w:r>
+        <w:t xml:space="preserve">Skogsstyrelsen, 2019. </w:t>
+      </w:r>
+      <w:r>
+        <w:rPr>
+          <w:i/>
+        </w:rPr>
+        <w:t>Vägledning för hänsyn till fåglar – tjäder.</w:t>
+      </w:r>
+    </w:p>
+    <w:p>
+      <w:r>
+        <w:t xml:space="preserve">SLU Artdatabanken, 2024. </w:t>
       </w:r>
       <w:r>
         <w:rPr>
@@ -854,7 +1032,7 @@
     <w:r>
       <w:tab/>
       <w:tab/>
-      <w:t>2026-09-04</w:t>
+      <w:t>2026-09-05</w:t>
       <w:br/>
       <w:br/>
     </w:r>

--- a/klagomål/A 27925-2026 FSC-klagomål.docx
+++ b/klagomål/A 27925-2026 FSC-klagomål.docx
@@ -1032,7 +1032,7 @@
     <w:r>
       <w:tab/>
       <w:tab/>
-      <w:t>2026-09-05</w:t>
+      <w:t>2026-09-06</w:t>
       <w:br/>
       <w:br/>
     </w:r>

--- a/klagomål/A 27925-2026 FSC-klagomål.docx
+++ b/klagomål/A 27925-2026 FSC-klagomål.docx
@@ -1032,7 +1032,7 @@
     <w:r>
       <w:tab/>
       <w:tab/>
-      <w:t>2026-09-06</w:t>
+      <w:t>2026-09-07</w:t>
       <w:br/>
       <w:br/>
     </w:r>

--- a/klagomål/A 27925-2026 FSC-klagomål.docx
+++ b/klagomål/A 27925-2026 FSC-klagomål.docx
@@ -1032,7 +1032,7 @@
     <w:r>
       <w:tab/>
       <w:tab/>
-      <w:t>2026-09-07</w:t>
+      <w:t>2026-09-08</w:t>
       <w:br/>
       <w:br/>
     </w:r>

--- a/klagomål/A 27925-2026 FSC-klagomål.docx
+++ b/klagomål/A 27925-2026 FSC-klagomål.docx
@@ -1032,7 +1032,7 @@
     <w:r>
       <w:tab/>
       <w:tab/>
-      <w:t>2026-09-08</w:t>
+      <w:t>2026-09-09</w:t>
       <w:br/>
       <w:br/>
     </w:r>

--- a/klagomål/A 27925-2026 FSC-klagomål.docx
+++ b/klagomål/A 27925-2026 FSC-klagomål.docx
@@ -1032,7 +1032,7 @@
     <w:r>
       <w:tab/>
       <w:tab/>
-      <w:t>2026-09-09</w:t>
+      <w:t>2026-09-10</w:t>
       <w:br/>
       <w:br/>
     </w:r>

--- a/klagomål/A 27925-2026 FSC-klagomål.docx
+++ b/klagomål/A 27925-2026 FSC-klagomål.docx
@@ -1032,7 +1032,7 @@
     <w:r>
       <w:tab/>
       <w:tab/>
-      <w:t>2026-09-10</w:t>
+      <w:t>2026-09-11</w:t>
       <w:br/>
       <w:br/>
     </w:r>

--- a/klagomål/A 27925-2026 FSC-klagomål.docx
+++ b/klagomål/A 27925-2026 FSC-klagomål.docx
@@ -1032,7 +1032,7 @@
     <w:r>
       <w:tab/>
       <w:tab/>
-      <w:t>2026-09-11</w:t>
+      <w:t>2026-09-12</w:t>
       <w:br/>
       <w:br/>
     </w:r>
